--- a/tute_linux.docx
+++ b/tute_linux.docx
@@ -58,6 +58,84 @@
       </w:r>
     </w:p>
     <w:p>
+      <w:r>
+        <w:drawing>
+          <wp:inline distT="0" distB="0" distL="0" distR="0" wp14:anchorId="601E88EA" wp14:editId="3CE3DD46">
+            <wp:extent cx="4594860" cy="2179320"/>
+            <wp:effectExtent l="0" t="0" r="0" b="0"/>
+            <wp:docPr id="1053943801" name="Picture 1"/>
+            <wp:cNvGraphicFramePr>
+              <a:graphicFrameLocks xmlns:a="http://schemas.openxmlformats.org/drawingml/2006/main" noChangeAspect="1"/>
+            </wp:cNvGraphicFramePr>
+            <a:graphic xmlns:a="http://schemas.openxmlformats.org/drawingml/2006/main">
+              <a:graphicData uri="http://schemas.openxmlformats.org/drawingml/2006/picture">
+                <pic:pic xmlns:pic="http://schemas.openxmlformats.org/drawingml/2006/picture">
+                  <pic:nvPicPr>
+                    <pic:cNvPr id="1053943801" name=""/>
+                    <pic:cNvPicPr/>
+                  </pic:nvPicPr>
+                  <pic:blipFill>
+                    <a:blip r:embed="rId4"/>
+                    <a:stretch>
+                      <a:fillRect/>
+                    </a:stretch>
+                  </pic:blipFill>
+                  <pic:spPr>
+                    <a:xfrm>
+                      <a:off x="0" y="0"/>
+                      <a:ext cx="4595258" cy="2179509"/>
+                    </a:xfrm>
+                    <a:prstGeom prst="rect">
+                      <a:avLst/>
+                    </a:prstGeom>
+                  </pic:spPr>
+                </pic:pic>
+              </a:graphicData>
+            </a:graphic>
+          </wp:inline>
+        </w:drawing>
+      </w:r>
+    </w:p>
+    <w:p>
+      <w:r>
+        <w:drawing>
+          <wp:inline distT="0" distB="0" distL="0" distR="0" wp14:anchorId="3DACF0B9" wp14:editId="2E9BB6AF">
+            <wp:extent cx="4580017" cy="784928"/>
+            <wp:effectExtent l="0" t="0" r="0" b="0"/>
+            <wp:docPr id="602963300" name="Picture 1"/>
+            <wp:cNvGraphicFramePr>
+              <a:graphicFrameLocks xmlns:a="http://schemas.openxmlformats.org/drawingml/2006/main" noChangeAspect="1"/>
+            </wp:cNvGraphicFramePr>
+            <a:graphic xmlns:a="http://schemas.openxmlformats.org/drawingml/2006/main">
+              <a:graphicData uri="http://schemas.openxmlformats.org/drawingml/2006/picture">
+                <pic:pic xmlns:pic="http://schemas.openxmlformats.org/drawingml/2006/picture">
+                  <pic:nvPicPr>
+                    <pic:cNvPr id="602963300" name=""/>
+                    <pic:cNvPicPr/>
+                  </pic:nvPicPr>
+                  <pic:blipFill>
+                    <a:blip r:embed="rId5"/>
+                    <a:stretch>
+                      <a:fillRect/>
+                    </a:stretch>
+                  </pic:blipFill>
+                  <pic:spPr>
+                    <a:xfrm>
+                      <a:off x="0" y="0"/>
+                      <a:ext cx="4580017" cy="784928"/>
+                    </a:xfrm>
+                    <a:prstGeom prst="rect">
+                      <a:avLst/>
+                    </a:prstGeom>
+                  </pic:spPr>
+                </pic:pic>
+              </a:graphicData>
+            </a:graphic>
+          </wp:inline>
+        </w:drawing>
+      </w:r>
+    </w:p>
+    <w:p>
       <w:pPr>
         <w:rPr>
           <w:b/>
@@ -84,12 +162,41 @@
     </w:p>
     <w:p>
       <w:r>
-        <w:t>cd test_dir</w:t>
-      </w:r>
-    </w:p>
-    <w:p>
-      <w:r>
-        <w:t>ls -ltr</w:t>
+        <w:drawing>
+          <wp:inline distT="0" distB="0" distL="0" distR="0" wp14:anchorId="75411F98" wp14:editId="15E36D82">
+            <wp:extent cx="4594860" cy="1844040"/>
+            <wp:effectExtent l="0" t="0" r="0" b="3810"/>
+            <wp:docPr id="2049238961" name="Picture 1"/>
+            <wp:cNvGraphicFramePr>
+              <a:graphicFrameLocks xmlns:a="http://schemas.openxmlformats.org/drawingml/2006/main" noChangeAspect="1"/>
+            </wp:cNvGraphicFramePr>
+            <a:graphic xmlns:a="http://schemas.openxmlformats.org/drawingml/2006/main">
+              <a:graphicData uri="http://schemas.openxmlformats.org/drawingml/2006/picture">
+                <pic:pic xmlns:pic="http://schemas.openxmlformats.org/drawingml/2006/picture">
+                  <pic:nvPicPr>
+                    <pic:cNvPr id="2049238961" name=""/>
+                    <pic:cNvPicPr/>
+                  </pic:nvPicPr>
+                  <pic:blipFill>
+                    <a:blip r:embed="rId6"/>
+                    <a:stretch>
+                      <a:fillRect/>
+                    </a:stretch>
+                  </pic:blipFill>
+                  <pic:spPr>
+                    <a:xfrm>
+                      <a:off x="0" y="0"/>
+                      <a:ext cx="4595261" cy="1844201"/>
+                    </a:xfrm>
+                    <a:prstGeom prst="rect">
+                      <a:avLst/>
+                    </a:prstGeom>
+                  </pic:spPr>
+                </pic:pic>
+              </a:graphicData>
+            </a:graphic>
+          </wp:inline>
+        </w:drawing>
       </w:r>
     </w:p>
     <w:p/>
@@ -125,10 +232,50 @@
     </w:p>
     <w:p>
       <w:r>
+        <w:lastRenderedPageBreak/>
         <w:t>cat /etc/passwd</w:t>
       </w:r>
     </w:p>
     <w:p>
+      <w:r>
+        <w:drawing>
+          <wp:inline distT="0" distB="0" distL="0" distR="0" wp14:anchorId="1B0213B7" wp14:editId="39BB0216">
+            <wp:extent cx="5540220" cy="6271803"/>
+            <wp:effectExtent l="0" t="0" r="3810" b="0"/>
+            <wp:docPr id="1155795934" name="Picture 1"/>
+            <wp:cNvGraphicFramePr>
+              <a:graphicFrameLocks xmlns:a="http://schemas.openxmlformats.org/drawingml/2006/main" noChangeAspect="1"/>
+            </wp:cNvGraphicFramePr>
+            <a:graphic xmlns:a="http://schemas.openxmlformats.org/drawingml/2006/main">
+              <a:graphicData uri="http://schemas.openxmlformats.org/drawingml/2006/picture">
+                <pic:pic xmlns:pic="http://schemas.openxmlformats.org/drawingml/2006/picture">
+                  <pic:nvPicPr>
+                    <pic:cNvPr id="1155795934" name=""/>
+                    <pic:cNvPicPr/>
+                  </pic:nvPicPr>
+                  <pic:blipFill>
+                    <a:blip r:embed="rId7"/>
+                    <a:stretch>
+                      <a:fillRect/>
+                    </a:stretch>
+                  </pic:blipFill>
+                  <pic:spPr>
+                    <a:xfrm>
+                      <a:off x="0" y="0"/>
+                      <a:ext cx="5540220" cy="6271803"/>
+                    </a:xfrm>
+                    <a:prstGeom prst="rect">
+                      <a:avLst/>
+                    </a:prstGeom>
+                  </pic:spPr>
+                </pic:pic>
+              </a:graphicData>
+            </a:graphic>
+          </wp:inline>
+        </w:drawing>
+      </w:r>
+    </w:p>
+    <w:p>
       <w:pPr>
         <w:rPr>
           <w:b/>
@@ -168,6 +315,120 @@
         <w:t>tail -n 5 /etc/passwd</w:t>
       </w:r>
     </w:p>
+    <w:p>
+      <w:r>
+        <w:lastRenderedPageBreak/>
+        <w:drawing>
+          <wp:inline distT="0" distB="0" distL="0" distR="0" wp14:anchorId="21FCF4C3" wp14:editId="593B053F">
+            <wp:extent cx="5433059" cy="2087880"/>
+            <wp:effectExtent l="0" t="0" r="0" b="7620"/>
+            <wp:docPr id="1777920919" name="Picture 1"/>
+            <wp:cNvGraphicFramePr>
+              <a:graphicFrameLocks xmlns:a="http://schemas.openxmlformats.org/drawingml/2006/main" noChangeAspect="1"/>
+            </wp:cNvGraphicFramePr>
+            <a:graphic xmlns:a="http://schemas.openxmlformats.org/drawingml/2006/main">
+              <a:graphicData uri="http://schemas.openxmlformats.org/drawingml/2006/picture">
+                <pic:pic xmlns:pic="http://schemas.openxmlformats.org/drawingml/2006/picture">
+                  <pic:nvPicPr>
+                    <pic:cNvPr id="1777920919" name=""/>
+                    <pic:cNvPicPr/>
+                  </pic:nvPicPr>
+                  <pic:blipFill>
+                    <a:blip r:embed="rId8"/>
+                    <a:stretch>
+                      <a:fillRect/>
+                    </a:stretch>
+                  </pic:blipFill>
+                  <pic:spPr>
+                    <a:xfrm>
+                      <a:off x="0" y="0"/>
+                      <a:ext cx="5435433" cy="2088792"/>
+                    </a:xfrm>
+                    <a:prstGeom prst="rect">
+                      <a:avLst/>
+                    </a:prstGeom>
+                  </pic:spPr>
+                </pic:pic>
+              </a:graphicData>
+            </a:graphic>
+          </wp:inline>
+        </w:drawing>
+      </w:r>
+    </w:p>
+    <w:p>
+      <w:pPr>
+        <w:rPr>
+          <w:b/>
+          <w:bCs/>
+        </w:rPr>
+      </w:pPr>
+      <w:r>
+        <w:rPr>
+          <w:b/>
+          <w:bCs/>
+        </w:rPr>
+        <w:t>3. Searching for Patterns</w:t>
+      </w:r>
+    </w:p>
+    <w:p>
+      <w:pPr>
+        <w:rPr>
+          <w:b/>
+          <w:bCs/>
+        </w:rPr>
+      </w:pPr>
+      <w:r>
+        <w:rPr>
+          <w:b/>
+          <w:bCs/>
+        </w:rPr>
+        <w:t>Find all lines containing "root" in /etc/passwd</w:t>
+      </w:r>
+    </w:p>
+    <w:p>
+      <w:r>
+        <w:t>grep "root" /etc/passwd</w:t>
+      </w:r>
+    </w:p>
+    <w:p>
+      <w:r>
+        <w:drawing>
+          <wp:inline distT="0" distB="0" distL="0" distR="0" wp14:anchorId="4FF186C2" wp14:editId="7FCBAB78">
+            <wp:extent cx="3170195" cy="685859"/>
+            <wp:effectExtent l="0" t="0" r="0" b="0"/>
+            <wp:docPr id="1159598100" name="Picture 1"/>
+            <wp:cNvGraphicFramePr>
+              <a:graphicFrameLocks xmlns:a="http://schemas.openxmlformats.org/drawingml/2006/main" noChangeAspect="1"/>
+            </wp:cNvGraphicFramePr>
+            <a:graphic xmlns:a="http://schemas.openxmlformats.org/drawingml/2006/main">
+              <a:graphicData uri="http://schemas.openxmlformats.org/drawingml/2006/picture">
+                <pic:pic xmlns:pic="http://schemas.openxmlformats.org/drawingml/2006/picture">
+                  <pic:nvPicPr>
+                    <pic:cNvPr id="1159598100" name=""/>
+                    <pic:cNvPicPr/>
+                  </pic:nvPicPr>
+                  <pic:blipFill>
+                    <a:blip r:embed="rId9"/>
+                    <a:stretch>
+                      <a:fillRect/>
+                    </a:stretch>
+                  </pic:blipFill>
+                  <pic:spPr>
+                    <a:xfrm>
+                      <a:off x="0" y="0"/>
+                      <a:ext cx="3170195" cy="685859"/>
+                    </a:xfrm>
+                    <a:prstGeom prst="rect">
+                      <a:avLst/>
+                    </a:prstGeom>
+                  </pic:spPr>
+                </pic:pic>
+              </a:graphicData>
+            </a:graphic>
+          </wp:inline>
+        </w:drawing>
+      </w:r>
+    </w:p>
     <w:p/>
     <w:p>
       <w:pPr>
@@ -181,272 +442,371 @@
           <w:b/>
           <w:bCs/>
         </w:rPr>
-        <w:t>3. Searching for Patterns</w:t>
-      </w:r>
-    </w:p>
-    <w:p>
-      <w:pPr>
-        <w:rPr>
-          <w:b/>
-          <w:bCs/>
-        </w:rPr>
-      </w:pPr>
-      <w:r>
-        <w:rPr>
-          <w:b/>
-          <w:bCs/>
-        </w:rPr>
-        <w:t>Find all lines containing "root" in /etc/passwd</w:t>
-      </w:r>
-    </w:p>
-    <w:p>
-      <w:r>
-        <w:t>grep "root" /etc/passwd</w:t>
+        <w:t>4. Zipping and Unzipping</w:t>
+      </w:r>
+    </w:p>
+    <w:p>
+      <w:pPr>
+        <w:rPr>
+          <w:b/>
+          <w:bCs/>
+        </w:rPr>
+      </w:pPr>
+      <w:r>
+        <w:rPr>
+          <w:b/>
+          <w:bCs/>
+        </w:rPr>
+        <w:t>Compress test_dir into test_dir.zip</w:t>
+      </w:r>
+    </w:p>
+    <w:p>
+      <w:r>
+        <w:t>zip -r test_dir.zip test_dir</w:t>
+      </w:r>
+    </w:p>
+    <w:p>
+      <w:pPr>
+        <w:rPr>
+          <w:b/>
+          <w:bCs/>
+        </w:rPr>
+      </w:pPr>
+      <w:r>
+        <w:rPr>
+          <w:b/>
+          <w:bCs/>
+        </w:rPr>
+        <w:t>Unzip into a new directory unzipped_dir</w:t>
+      </w:r>
+    </w:p>
+    <w:p>
+      <w:r>
+        <w:t>unzip test_dir.zip -d unzipped_dir</w:t>
+      </w:r>
+    </w:p>
+    <w:p>
+      <w:r>
+        <w:drawing>
+          <wp:inline distT="0" distB="0" distL="0" distR="0" wp14:anchorId="4773F178" wp14:editId="4D355963">
+            <wp:extent cx="3695700" cy="1455420"/>
+            <wp:effectExtent l="0" t="0" r="0" b="0"/>
+            <wp:docPr id="1294412177" name="Picture 1"/>
+            <wp:cNvGraphicFramePr>
+              <a:graphicFrameLocks xmlns:a="http://schemas.openxmlformats.org/drawingml/2006/main" noChangeAspect="1"/>
+            </wp:cNvGraphicFramePr>
+            <a:graphic xmlns:a="http://schemas.openxmlformats.org/drawingml/2006/main">
+              <a:graphicData uri="http://schemas.openxmlformats.org/drawingml/2006/picture">
+                <pic:pic xmlns:pic="http://schemas.openxmlformats.org/drawingml/2006/picture">
+                  <pic:nvPicPr>
+                    <pic:cNvPr id="1294412177" name=""/>
+                    <pic:cNvPicPr/>
+                  </pic:nvPicPr>
+                  <pic:blipFill>
+                    <a:blip r:embed="rId10"/>
+                    <a:stretch>
+                      <a:fillRect/>
+                    </a:stretch>
+                  </pic:blipFill>
+                  <pic:spPr>
+                    <a:xfrm>
+                      <a:off x="0" y="0"/>
+                      <a:ext cx="3696021" cy="1455546"/>
+                    </a:xfrm>
+                    <a:prstGeom prst="rect">
+                      <a:avLst/>
+                    </a:prstGeom>
+                  </pic:spPr>
+                </pic:pic>
+              </a:graphicData>
+            </a:graphic>
+          </wp:inline>
+        </w:drawing>
+      </w:r>
+    </w:p>
+    <w:p>
+      <w:pPr>
+        <w:rPr>
+          <w:b/>
+          <w:bCs/>
+        </w:rPr>
+      </w:pPr>
+      <w:r>
+        <w:rPr>
+          <w:b/>
+          <w:bCs/>
+        </w:rPr>
+        <w:t>5. Downloading Files</w:t>
+      </w:r>
+    </w:p>
+    <w:p>
+      <w:pPr>
+        <w:rPr>
+          <w:b/>
+          <w:bCs/>
+        </w:rPr>
+      </w:pPr>
+      <w:r>
+        <w:rPr>
+          <w:b/>
+          <w:bCs/>
+        </w:rPr>
+        <w:t>Download a file using wget</w:t>
+      </w:r>
+    </w:p>
+    <w:p>
+      <w:r>
+        <w:t xml:space="preserve">wget </w:t>
+      </w:r>
+      <w:r>
+        <w:t>google.com</w:t>
+      </w:r>
+    </w:p>
+    <w:p>
+      <w:r>
+        <w:lastRenderedPageBreak/>
+        <w:drawing>
+          <wp:inline distT="0" distB="0" distL="0" distR="0" wp14:anchorId="60D2E716" wp14:editId="0B31246D">
+            <wp:extent cx="5731510" cy="2971800"/>
+            <wp:effectExtent l="0" t="0" r="2540" b="0"/>
+            <wp:docPr id="1955268455" name="Picture 1"/>
+            <wp:cNvGraphicFramePr>
+              <a:graphicFrameLocks xmlns:a="http://schemas.openxmlformats.org/drawingml/2006/main" noChangeAspect="1"/>
+            </wp:cNvGraphicFramePr>
+            <a:graphic xmlns:a="http://schemas.openxmlformats.org/drawingml/2006/main">
+              <a:graphicData uri="http://schemas.openxmlformats.org/drawingml/2006/picture">
+                <pic:pic xmlns:pic="http://schemas.openxmlformats.org/drawingml/2006/picture">
+                  <pic:nvPicPr>
+                    <pic:cNvPr id="1955268455" name=""/>
+                    <pic:cNvPicPr/>
+                  </pic:nvPicPr>
+                  <pic:blipFill>
+                    <a:blip r:embed="rId11"/>
+                    <a:stretch>
+                      <a:fillRect/>
+                    </a:stretch>
+                  </pic:blipFill>
+                  <pic:spPr>
+                    <a:xfrm>
+                      <a:off x="0" y="0"/>
+                      <a:ext cx="5731510" cy="2971800"/>
+                    </a:xfrm>
+                    <a:prstGeom prst="rect">
+                      <a:avLst/>
+                    </a:prstGeom>
+                  </pic:spPr>
+                </pic:pic>
+              </a:graphicData>
+            </a:graphic>
+          </wp:inline>
+        </w:drawing>
+      </w:r>
+    </w:p>
+    <w:p>
+      <w:pPr>
+        <w:rPr>
+          <w:b/>
+          <w:bCs/>
+        </w:rPr>
+      </w:pPr>
+      <w:r>
+        <w:rPr>
+          <w:b/>
+          <w:bCs/>
+        </w:rPr>
+        <w:t>6. Changing Permissions</w:t>
+      </w:r>
+    </w:p>
+    <w:p>
+      <w:pPr>
+        <w:rPr>
+          <w:b/>
+          <w:bCs/>
+        </w:rPr>
+      </w:pPr>
+      <w:r>
+        <w:rPr>
+          <w:b/>
+          <w:bCs/>
+        </w:rPr>
+        <w:t>Create a file named secure.txt</w:t>
+      </w:r>
+    </w:p>
+    <w:p>
+      <w:r>
+        <w:t>touch secure.txt</w:t>
+      </w:r>
+    </w:p>
+    <w:p>
+      <w:pPr>
+        <w:rPr>
+          <w:b/>
+          <w:bCs/>
+        </w:rPr>
+      </w:pPr>
+      <w:r>
+        <w:rPr>
+          <w:b/>
+          <w:bCs/>
+        </w:rPr>
+        <w:t>Change its permissions to read-only for everyone</w:t>
+      </w:r>
+    </w:p>
+    <w:p>
+      <w:r>
+        <w:t>chmod 444 secure.txt</w:t>
+      </w:r>
+    </w:p>
+    <w:p>
+      <w:pPr>
+        <w:rPr>
+          <w:b/>
+          <w:bCs/>
+        </w:rPr>
+      </w:pPr>
+      <w:r>
+        <w:rPr>
+          <w:b/>
+          <w:bCs/>
+        </w:rPr>
+        <w:t>This gives read permission to owner, group, and others, and removes write/execute permissions.</w:t>
+      </w:r>
+    </w:p>
+    <w:p>
+      <w:r>
+        <w:drawing>
+          <wp:inline distT="0" distB="0" distL="0" distR="0" wp14:anchorId="39E7AF8C" wp14:editId="08466FCB">
+            <wp:extent cx="3810330" cy="1272650"/>
+            <wp:effectExtent l="0" t="0" r="0" b="3810"/>
+            <wp:docPr id="422290133" name="Picture 1"/>
+            <wp:cNvGraphicFramePr>
+              <a:graphicFrameLocks xmlns:a="http://schemas.openxmlformats.org/drawingml/2006/main" noChangeAspect="1"/>
+            </wp:cNvGraphicFramePr>
+            <a:graphic xmlns:a="http://schemas.openxmlformats.org/drawingml/2006/main">
+              <a:graphicData uri="http://schemas.openxmlformats.org/drawingml/2006/picture">
+                <pic:pic xmlns:pic="http://schemas.openxmlformats.org/drawingml/2006/picture">
+                  <pic:nvPicPr>
+                    <pic:cNvPr id="422290133" name=""/>
+                    <pic:cNvPicPr/>
+                  </pic:nvPicPr>
+                  <pic:blipFill>
+                    <a:blip r:embed="rId12"/>
+                    <a:stretch>
+                      <a:fillRect/>
+                    </a:stretch>
+                  </pic:blipFill>
+                  <pic:spPr>
+                    <a:xfrm>
+                      <a:off x="0" y="0"/>
+                      <a:ext cx="3810330" cy="1272650"/>
+                    </a:xfrm>
+                    <a:prstGeom prst="rect">
+                      <a:avLst/>
+                    </a:prstGeom>
+                  </pic:spPr>
+                </pic:pic>
+              </a:graphicData>
+            </a:graphic>
+          </wp:inline>
+        </w:drawing>
+      </w:r>
+    </w:p>
+    <w:p>
+      <w:pPr>
+        <w:rPr>
+          <w:b/>
+          <w:bCs/>
+        </w:rPr>
+      </w:pPr>
+      <w:r>
+        <w:rPr>
+          <w:b/>
+          <w:bCs/>
+        </w:rPr>
+        <w:t>7. Working with Environment Variables</w:t>
+      </w:r>
+    </w:p>
+    <w:p>
+      <w:pPr>
+        <w:rPr>
+          <w:b/>
+          <w:bCs/>
+        </w:rPr>
+      </w:pPr>
+      <w:r>
+        <w:rPr>
+          <w:b/>
+          <w:bCs/>
+        </w:rPr>
+        <w:t>Set a new environment variable MY_VAR</w:t>
+      </w:r>
+    </w:p>
+    <w:p>
+      <w:r>
+        <w:t>export MY_VAR="Hello, Linux!"</w:t>
+      </w:r>
+    </w:p>
+    <w:p>
+      <w:pPr>
+        <w:rPr>
+          <w:b/>
+          <w:bCs/>
+        </w:rPr>
+      </w:pPr>
+      <w:r>
+        <w:rPr>
+          <w:b/>
+          <w:bCs/>
+        </w:rPr>
+        <w:t>Verify it</w:t>
+      </w:r>
+    </w:p>
+    <w:p>
+      <w:r>
+        <w:t>echo $MY_VAR</w:t>
       </w:r>
     </w:p>
     <w:p/>
     <w:p>
-      <w:pPr>
-        <w:rPr>
-          <w:b/>
-          <w:bCs/>
-        </w:rPr>
-      </w:pPr>
-      <w:r>
-        <w:rPr>
-          <w:b/>
-          <w:bCs/>
-        </w:rPr>
-        <w:t>4. Zipping and Unzipping</w:t>
-      </w:r>
-    </w:p>
-    <w:p>
-      <w:pPr>
-        <w:rPr>
-          <w:b/>
-          <w:bCs/>
-        </w:rPr>
-      </w:pPr>
-      <w:r>
-        <w:rPr>
-          <w:b/>
-          <w:bCs/>
-        </w:rPr>
-        <w:t>Compress test_dir into test_dir.zip</w:t>
-      </w:r>
-    </w:p>
-    <w:p>
-      <w:r>
-        <w:t>zip -r test_dir.zip test_dir</w:t>
-      </w:r>
-    </w:p>
-    <w:p>
-      <w:pPr>
-        <w:rPr>
-          <w:b/>
-          <w:bCs/>
-        </w:rPr>
-      </w:pPr>
-      <w:r>
-        <w:rPr>
-          <w:b/>
-          <w:bCs/>
-        </w:rPr>
-        <w:t>Unzip into a new directory unzipped_dir</w:t>
-      </w:r>
-    </w:p>
-    <w:p>
-      <w:r>
-        <w:t>unzip test_dir.zip -d unzipped_dir</w:t>
-      </w:r>
-    </w:p>
-    <w:p/>
-    <w:p>
-      <w:pPr>
-        <w:rPr>
-          <w:b/>
-          <w:bCs/>
-        </w:rPr>
-      </w:pPr>
-      <w:r>
-        <w:rPr>
-          <w:b/>
-          <w:bCs/>
-        </w:rPr>
-        <w:t>5. Downloading Files</w:t>
-      </w:r>
-    </w:p>
-    <w:p>
-      <w:pPr>
-        <w:rPr>
-          <w:b/>
-          <w:bCs/>
-        </w:rPr>
-      </w:pPr>
-      <w:r>
-        <w:rPr>
-          <w:b/>
-          <w:bCs/>
-        </w:rPr>
-        <w:t xml:space="preserve">Download a file using </w:t>
-      </w:r>
-      <w:proofErr w:type="spellStart"/>
-      <w:r>
-        <w:rPr>
-          <w:b/>
-          <w:bCs/>
-        </w:rPr>
-        <w:t>wget</w:t>
-      </w:r>
-      <w:proofErr w:type="spellEnd"/>
-    </w:p>
-    <w:p>
-      <w:proofErr w:type="spellStart"/>
-      <w:r>
-        <w:t>wget</w:t>
-      </w:r>
-      <w:proofErr w:type="spellEnd"/>
-      <w:r>
-        <w:t xml:space="preserve"> </w:t>
-      </w:r>
-      <w:hyperlink r:id="rId4" w:history="1">
-        <w:r>
-          <w:rPr>
-            <w:rStyle w:val="Hyperlink"/>
-          </w:rPr>
-          <w:t>https://example.com/sample.txt</w:t>
-        </w:r>
-      </w:hyperlink>
-    </w:p>
-    <w:p/>
-    <w:p>
-      <w:pPr>
-        <w:rPr>
-          <w:b/>
-          <w:bCs/>
-        </w:rPr>
-      </w:pPr>
-      <w:r>
-        <w:rPr>
-          <w:b/>
-          <w:bCs/>
-        </w:rPr>
-        <w:t>6. Changing Permissions</w:t>
-      </w:r>
-    </w:p>
-    <w:p>
-      <w:pPr>
-        <w:rPr>
-          <w:b/>
-          <w:bCs/>
-        </w:rPr>
-      </w:pPr>
-      <w:r>
-        <w:rPr>
-          <w:b/>
-          <w:bCs/>
-        </w:rPr>
-        <w:t>Create a file named secure.txt</w:t>
-      </w:r>
-    </w:p>
-    <w:p>
-      <w:r>
-        <w:t>touch secure.txt</w:t>
-      </w:r>
-    </w:p>
-    <w:p>
-      <w:pPr>
-        <w:rPr>
-          <w:b/>
-          <w:bCs/>
-        </w:rPr>
-      </w:pPr>
-      <w:r>
-        <w:rPr>
-          <w:b/>
-          <w:bCs/>
-        </w:rPr>
-        <w:t>Change its permissions to read-only for everyone</w:t>
-      </w:r>
-    </w:p>
-    <w:p>
-      <w:r>
-        <w:t>chmod 444 secure.txt</w:t>
-      </w:r>
-    </w:p>
-    <w:p>
-      <w:pPr>
-        <w:rPr>
-          <w:b/>
-          <w:bCs/>
-        </w:rPr>
-      </w:pPr>
-      <w:r>
-        <w:rPr>
-          <w:b/>
-          <w:bCs/>
-        </w:rPr>
-        <w:t>This gives read permission to owner, group, and others, and removes write/execute permissions.</w:t>
-      </w:r>
-    </w:p>
-    <w:p/>
-    <w:p>
-      <w:pPr>
-        <w:rPr>
-          <w:b/>
-          <w:bCs/>
-        </w:rPr>
-      </w:pPr>
-      <w:r>
-        <w:rPr>
-          <w:b/>
-          <w:bCs/>
-        </w:rPr>
-        <w:t>7. Working with Environment Variables</w:t>
-      </w:r>
-    </w:p>
-    <w:p>
-      <w:pPr>
-        <w:rPr>
-          <w:b/>
-          <w:bCs/>
-        </w:rPr>
-      </w:pPr>
-      <w:r>
-        <w:rPr>
-          <w:b/>
-          <w:bCs/>
-        </w:rPr>
-        <w:t>Set a new environment variable MY_VAR</w:t>
-      </w:r>
-    </w:p>
-    <w:p>
-      <w:r>
-        <w:t>export MY_VAR="Hello, Linux!"</w:t>
-      </w:r>
-    </w:p>
-    <w:p>
-      <w:pPr>
-        <w:rPr>
-          <w:b/>
-          <w:bCs/>
-        </w:rPr>
-      </w:pPr>
-      <w:r>
-        <w:rPr>
-          <w:b/>
-          <w:bCs/>
-        </w:rPr>
-        <w:t>Verify it</w:t>
-      </w:r>
-    </w:p>
-    <w:p>
-      <w:r>
-        <w:t>echo $MY_VAR</w:t>
-      </w:r>
-    </w:p>
-    <w:p/>
-    <w:p/>
+      <w:r>
+        <w:lastRenderedPageBreak/>
+        <w:drawing>
+          <wp:inline distT="0" distB="0" distL="0" distR="0" wp14:anchorId="1BE408E8" wp14:editId="163678DC">
+            <wp:extent cx="4061812" cy="685859"/>
+            <wp:effectExtent l="0" t="0" r="0" b="0"/>
+            <wp:docPr id="904407988" name="Picture 1"/>
+            <wp:cNvGraphicFramePr>
+              <a:graphicFrameLocks xmlns:a="http://schemas.openxmlformats.org/drawingml/2006/main" noChangeAspect="1"/>
+            </wp:cNvGraphicFramePr>
+            <a:graphic xmlns:a="http://schemas.openxmlformats.org/drawingml/2006/main">
+              <a:graphicData uri="http://schemas.openxmlformats.org/drawingml/2006/picture">
+                <pic:pic xmlns:pic="http://schemas.openxmlformats.org/drawingml/2006/picture">
+                  <pic:nvPicPr>
+                    <pic:cNvPr id="904407988" name=""/>
+                    <pic:cNvPicPr/>
+                  </pic:nvPicPr>
+                  <pic:blipFill>
+                    <a:blip r:embed="rId13"/>
+                    <a:stretch>
+                      <a:fillRect/>
+                    </a:stretch>
+                  </pic:blipFill>
+                  <pic:spPr>
+                    <a:xfrm>
+                      <a:off x="0" y="0"/>
+                      <a:ext cx="4061812" cy="685859"/>
+                    </a:xfrm>
+                    <a:prstGeom prst="rect">
+                      <a:avLst/>
+                    </a:prstGeom>
+                  </pic:spPr>
+                </pic:pic>
+              </a:graphicData>
+            </a:graphic>
+          </wp:inline>
+        </w:drawing>
+      </w:r>
+    </w:p>
     <w:sectPr>
       <w:pgSz w:w="11906" w:h="16838"/>
       <w:pgMar w:top="1440" w:right="1440" w:bottom="1440" w:left="1440" w:header="708" w:footer="708" w:gutter="0"/>
@@ -1060,6 +1420,7 @@
   <w:style w:type="character" w:default="1" w:styleId="DefaultParagraphFont">
     <w:name w:val="Default Paragraph Font"/>
     <w:uiPriority w:val="1"/>
+    <w:semiHidden/>
     <w:unhideWhenUsed/>
   </w:style>
   <w:style w:type="table" w:default="1" w:styleId="TableNormal">
